--- a/docs/IRB_Letter_Farkouh_v2.docx
+++ b/docs/IRB_Letter_Farkouh_v2.docx
@@ -185,6 +185,40 @@
       </w:r>
       <w:r>
         <w:t xml:space="preserve">paper, a Macquarie University replication (preprint) showed that its forced-choice answer format manufactured much of the headline failure rate — models that scored 0–24% under forced choice recommended emergency care in their own words 100% of the time on matched scenarios. Neither side’s design can resolve the question. Ours can, and by construction rather than by accident: free-response answers with escalation detected deterministically from the model’s own words, dual lay/expert presentation registers, multiple version-pinned models with repeated runs, severity-weighted scoring against an independent emergency-physician benchmark, and a human-interaction arm. The NOHARM benchmark further validates our construct: across 31 models, clinical-safety performance correlated only moderately (r = 0.61–0.64) with standard knowledge-benchmark scores — accuracy and safety are measurably different axes, and only safety is unmeasured for consumer triage.</w:t>
+      </w:r>
+    </w:p>
+    <w:p>
+      <w:pPr>
+        <w:pStyle w:val="BodyText"/>
+      </w:pPr>
+      <w:r>
+        <w:rPr>
+          <w:bCs/>
+          <w:b/>
+        </w:rPr>
+        <w:t xml:space="preserve">A governance framework published this month names the gap precisely.</w:t>
+      </w:r>
+      <w:r>
+        <w:t xml:space="preserve"> </w:t>
+      </w:r>
+      <w:r>
+        <w:t xml:space="preserve">In</w:t>
+      </w:r>
+      <w:r>
+        <w:t xml:space="preserve"> </w:t>
+      </w:r>
+      <w:r>
+        <w:rPr>
+          <w:iCs/>
+          <w:i/>
+        </w:rPr>
+        <w:t xml:space="preserve">NEJM AI</w:t>
+      </w:r>
+      <w:r>
+        <w:t xml:space="preserve"> </w:t>
+      </w:r>
+      <w:r>
+        <w:t xml:space="preserve">(August 17), Sheng and colleagues — including Stanford’s Nigam Shah — propose four deployment-specific safety levels for medical AI and place autonomous emergency department triage and discharge at S4, their red line: deployments to be prohibited or permitted only under exceptional safeguards and treated as boxed warning–level risk. Clinician-reviewed triage support sits at S2, two tiers lower, because a clinician stands between the output and the patient. Consumer triage AI has no clinician in that loop; it is running today in the S4 configuration without S4 safeguards, and has never been formally classified at all. Their paper is a proposal and carries no data of its own — what it supplies is the vocabulary for why this measurement is owed. It also marks a boundary we now state plainly in the enclosed Scientific Introduction rather than leave for a reviewer: an encounter-time endpoint of the kind we measure is S2-grade, and establishing safety against delayed harm — the missed referral, the deferred workup — would require the outcome-linked surveillance that a successor study, not this one, would carry.</w:t>
       </w:r>
     </w:p>
     <w:p>

--- a/docs/IRB_Letter_Farkouh_v2.docx
+++ b/docs/IRB_Letter_Farkouh_v2.docx
@@ -312,13 +312,87 @@
           <w:bCs/>
           <w:b/>
         </w:rPr>
-        <w:t xml:space="preserve">Enclosures:</w:t>
-      </w:r>
-      <w:r>
-        <w:t xml:space="preserve"> </w:t>
-      </w:r>
-      <w:r>
-        <w:t xml:space="preserve">Protocol v2 with Amendment 1; Addendum A (methods hardening, draft); Scientific Introduction, Version 3 (August 2026); protocol-updates memorandum; one-page study schematic.</w:t>
+        <w:t xml:space="preserve">Enclosures.</w:t>
+      </w:r>
+      <w:r>
+        <w:t xml:space="preserve"> </w:t>
+      </w:r>
+      <w:r>
+        <w:t xml:space="preserve">Because the last package your office received was the April 2026 set — the Research Submission Packet, the Scenario Author Briefing, and the first Scientific Introduction — this transmittal is not an update to a file in progress but a complete replacement of it. Enclosed accordingly:</w:t>
+      </w:r>
+    </w:p>
+    <w:p>
+      <w:pPr>
+        <w:numPr>
+          <w:ilvl w:val="0"/>
+          <w:numId w:val="1001"/>
+        </w:numPr>
+        <w:pStyle w:val="Compact"/>
+      </w:pPr>
+      <w:r>
+        <w:rPr>
+          <w:bCs/>
+          <w:b/>
+        </w:rPr>
+        <w:t xml:space="preserve">Consolidated Research Protocol, Version 3</w:t>
+      </w:r>
+      <w:r>
+        <w:t xml:space="preserve"> </w:t>
+      </w:r>
+      <w:r>
+        <w:t xml:space="preserve">(August 2026) — the full protocol in IRB format, incorporating Amendment 1 (July 2026) and Addendum A (August 2026), neither of which has previously been transmitted. Section 0 lists the items still open before filing.</w:t>
+      </w:r>
+    </w:p>
+    <w:p>
+      <w:pPr>
+        <w:numPr>
+          <w:ilvl w:val="0"/>
+          <w:numId w:val="1001"/>
+        </w:numPr>
+        <w:pStyle w:val="Compact"/>
+      </w:pPr>
+      <w:r>
+        <w:rPr>
+          <w:bCs/>
+          <w:b/>
+        </w:rPr>
+        <w:t xml:space="preserve">Scientific Introduction, Version 3</w:t>
+      </w:r>
+      <w:r>
+        <w:t xml:space="preserve"> </w:t>
+      </w:r>
+      <w:r>
+        <w:t xml:space="preserve">(revised August 2026) — substantially expanded from the April version, with the 2026 evidence base and a limitations section.</w:t>
+      </w:r>
+    </w:p>
+    <w:p>
+      <w:pPr>
+        <w:numPr>
+          <w:ilvl w:val="0"/>
+          <w:numId w:val="1001"/>
+        </w:numPr>
+        <w:pStyle w:val="Compact"/>
+      </w:pPr>
+      <w:r>
+        <w:rPr>
+          <w:bCs/>
+          <w:b/>
+        </w:rPr>
+        <w:t xml:space="preserve">Scenario Author Briefing</w:t>
+      </w:r>
+      <w:r>
+        <w:t xml:space="preserve"> </w:t>
+      </w:r>
+      <w:r>
+        <w:t xml:space="preserve">— unchanged from April 2026, reproduced as Appendix B of the protocol for convenience.</w:t>
+      </w:r>
+    </w:p>
+    <w:p>
+      <w:pPr>
+        <w:pStyle w:val="FirstParagraph"/>
+      </w:pPr>
+      <w:r>
+        <w:t xml:space="preserve">Protocol Tables 1–8 (Appendix A) follow separately.</w:t>
       </w:r>
     </w:p>
     <w:p>
@@ -464,8 +538,123 @@
       </w:pPr>
     </w:lvl>
   </w:abstractNum>
+  <w:abstractNum w:abstractNumId="99411">
+    <w:nsid w:val="A99411"/>
+    <w:multiLevelType w:val="multilevel"/>
+    <w:lvl w:ilvl="0">
+      <w:start w:val="1"/>
+      <w:numFmt w:val="decimal"/>
+      <w:lvlText w:val="%1."/>
+      <w:lvlJc w:val="left"/>
+      <w:pPr>
+        <w:ind w:left="720" w:hanging="480"/>
+      </w:pPr>
+    </w:lvl>
+    <w:lvl w:ilvl="1">
+      <w:start w:val="1"/>
+      <w:numFmt w:val="decimal"/>
+      <w:lvlText w:val="%2."/>
+      <w:lvlJc w:val="left"/>
+      <w:pPr>
+        <w:ind w:left="1440" w:hanging="480"/>
+      </w:pPr>
+    </w:lvl>
+    <w:lvl w:ilvl="2">
+      <w:start w:val="1"/>
+      <w:numFmt w:val="decimal"/>
+      <w:lvlText w:val="%3."/>
+      <w:lvlJc w:val="left"/>
+      <w:pPr>
+        <w:ind w:left="2160" w:hanging="480"/>
+      </w:pPr>
+    </w:lvl>
+    <w:lvl w:ilvl="3">
+      <w:start w:val="1"/>
+      <w:numFmt w:val="decimal"/>
+      <w:lvlText w:val="%4."/>
+      <w:lvlJc w:val="left"/>
+      <w:pPr>
+        <w:ind w:left="2880" w:hanging="480"/>
+      </w:pPr>
+    </w:lvl>
+    <w:lvl w:ilvl="4">
+      <w:start w:val="1"/>
+      <w:numFmt w:val="decimal"/>
+      <w:lvlText w:val="%5."/>
+      <w:lvlJc w:val="left"/>
+      <w:pPr>
+        <w:ind w:left="3600" w:hanging="480"/>
+      </w:pPr>
+    </w:lvl>
+    <w:lvl w:ilvl="5">
+      <w:start w:val="1"/>
+      <w:numFmt w:val="decimal"/>
+      <w:lvlText w:val="%6."/>
+      <w:lvlJc w:val="left"/>
+      <w:pPr>
+        <w:ind w:left="4320" w:hanging="480"/>
+      </w:pPr>
+    </w:lvl>
+    <w:lvl w:ilvl="6">
+      <w:start w:val="1"/>
+      <w:numFmt w:val="decimal"/>
+      <w:lvlText w:val="%7."/>
+      <w:lvlJc w:val="left"/>
+      <w:pPr>
+        <w:ind w:left="5040" w:hanging="480"/>
+      </w:pPr>
+    </w:lvl>
+    <w:lvl w:ilvl="7">
+      <w:start w:val="1"/>
+      <w:numFmt w:val="decimal"/>
+      <w:lvlText w:val="%8."/>
+      <w:lvlJc w:val="left"/>
+      <w:pPr>
+        <w:ind w:left="5760" w:hanging="480"/>
+      </w:pPr>
+    </w:lvl>
+    <w:lvl w:ilvl="8">
+      <w:start w:val="1"/>
+      <w:numFmt w:val="decimal"/>
+      <w:lvlText w:val="%9."/>
+      <w:lvlJc w:val="left"/>
+      <w:pPr>
+        <w:ind w:left="6480" w:hanging="480"/>
+      </w:pPr>
+    </w:lvl>
+  </w:abstractNum>
   <w:num w:numId="1000">
     <w:abstractNumId w:val="990"/>
+  </w:num>
+  <w:num w:numId="1001">
+    <w:abstractNumId w:val="99411"/>
+    <w:lvlOverride w:ilvl="0">
+      <w:startOverride w:val="1"/>
+    </w:lvlOverride>
+    <w:lvlOverride w:ilvl="1">
+      <w:startOverride w:val="1"/>
+    </w:lvlOverride>
+    <w:lvlOverride w:ilvl="2">
+      <w:startOverride w:val="1"/>
+    </w:lvlOverride>
+    <w:lvlOverride w:ilvl="3">
+      <w:startOverride w:val="1"/>
+    </w:lvlOverride>
+    <w:lvlOverride w:ilvl="4">
+      <w:startOverride w:val="1"/>
+    </w:lvlOverride>
+    <w:lvlOverride w:ilvl="5">
+      <w:startOverride w:val="1"/>
+    </w:lvlOverride>
+    <w:lvlOverride w:ilvl="6">
+      <w:startOverride w:val="1"/>
+    </w:lvlOverride>
+    <w:lvlOverride w:ilvl="7">
+      <w:startOverride w:val="1"/>
+    </w:lvlOverride>
+    <w:lvlOverride w:ilvl="8">
+      <w:startOverride w:val="1"/>
+    </w:lvlOverride>
   </w:num>
 </w:numbering>
 </file>
